--- a/docs/superpowers/plans/2026-05-20-hrd-011-012-telegram-and-claude-code-live.docx
+++ b/docs/superpowers/plans/2026-05-20-hrd-011-012-telegram-and-claude-code-live.docx
@@ -10,57 +10,7 @@
         <w:t xml:space="preserve">Herald</w:t>
       </w:r>
     </w:p>
-    <w:p>
-      <w:pPr>
-        <w:pStyle w:val="FirstParagraph"/>
-      </w:pPr>
-      <w:r>
-        <w:drawing>
-          <wp:inline>
-            <wp:extent cx="1625600" cy="1625600"/>
-            <wp:effectExtent b="0" l="0" r="0" t="0"/>
-            <wp:docPr descr="Herald" title="" id="10" name="Picture"/>
-            <a:graphic>
-              <a:graphicData uri="http://schemas.openxmlformats.org/drawingml/2006/picture">
-                <pic:pic>
-                  <pic:nvPicPr>
-                    <pic:cNvPr descr="../../../assets/logo/herald_logo_square_128.png" id="11" name="Picture"/>
-                    <pic:cNvPicPr>
-                      <a:picLocks noChangeArrowheads="1" noChangeAspect="1"/>
-                    </pic:cNvPicPr>
-                  </pic:nvPicPr>
-                  <pic:blipFill>
-                    <a:blip r:embed="rId9"/>
-                    <a:stretch>
-                      <a:fillRect/>
-                    </a:stretch>
-                  </pic:blipFill>
-                  <pic:spPr bwMode="auto">
-                    <a:xfrm>
-                      <a:off x="0" y="0"/>
-                      <a:ext cx="1625600" cy="1625600"/>
-                    </a:xfrm>
-                    <a:prstGeom prst="rect">
-                      <a:avLst/>
-                    </a:prstGeom>
-                    <a:noFill/>
-                    <a:ln w="9525">
-                      <a:noFill/>
-                      <a:headEnd/>
-                      <a:tailEnd/>
-                    </a:ln>
-                  </pic:spPr>
-                </pic:pic>
-              </a:graphicData>
-            </a:graphic>
-          </wp:inline>
-        </w:drawing>
-      </w:r>
-      <w:r>
-        <w:t xml:space="preserve">{width=96px height=96px}</w:t>
-      </w:r>
-    </w:p>
-    <w:bookmarkStart w:id="30" w:name="X64faaba5406137e90ebf3074febc2d8baca346c"/>
+    <w:bookmarkStart w:id="27" w:name="X64faaba5406137e90ebf3074febc2d8baca346c"/>
     <w:p>
       <w:pPr>
         <w:pStyle w:val="Heading1"/>
@@ -705,7 +655,7 @@
         </w:pict>
       </w:r>
     </w:p>
-    <w:bookmarkStart w:id="16" w:name="file-structure"/>
+    <w:bookmarkStart w:id="13" w:name="file-structure"/>
     <w:p>
       <w:pPr>
         <w:pStyle w:val="Heading2"/>
@@ -714,7 +664,7 @@
         <w:t xml:space="preserve">File Structure</w:t>
       </w:r>
     </w:p>
-    <w:bookmarkStart w:id="13" w:name="files-to-create"/>
+    <w:bookmarkStart w:id="10" w:name="files-to-create"/>
     <w:p>
       <w:pPr>
         <w:pStyle w:val="Heading3"/>
@@ -787,7 +737,7 @@
             <w:r>
               <w:t xml:space="preserve"> </w:t>
             </w:r>
-            <w:hyperlink r:id="rId12">
+            <w:hyperlink r:id="rId9">
               <w:r>
                 <w:rPr>
                   <w:rStyle w:val="Hyperlink"/>
@@ -1225,8 +1175,8 @@
         </w:tc>
       </w:tr>
     </w:tbl>
-    <w:bookmarkEnd w:id="13"/>
-    <w:bookmarkStart w:id="14" w:name="files-to-modify"/>
+    <w:bookmarkEnd w:id="10"/>
+    <w:bookmarkStart w:id="11" w:name="files-to-modify"/>
     <w:p>
       <w:pPr>
         <w:pStyle w:val="Heading3"/>
@@ -1810,8 +1760,8 @@
         </w:tc>
       </w:tr>
     </w:tbl>
-    <w:bookmarkEnd w:id="14"/>
-    <w:bookmarkStart w:id="15" w:name="files-not-touched-deferred-to-later-hrds"/>
+    <w:bookmarkEnd w:id="11"/>
+    <w:bookmarkStart w:id="12" w:name="files-not-touched-deferred-to-later-hrds"/>
     <w:p>
       <w:pPr>
         <w:pStyle w:val="Heading3"/>
@@ -1881,9 +1831,9 @@
         </w:pict>
       </w:r>
     </w:p>
-    <w:bookmarkEnd w:id="15"/>
-    <w:bookmarkEnd w:id="16"/>
-    <w:bookmarkStart w:id="17" w:name="Xeec1072176eaed9dbbaea3a4b6f79a14a1d4991"/>
+    <w:bookmarkEnd w:id="12"/>
+    <w:bookmarkEnd w:id="13"/>
+    <w:bookmarkStart w:id="14" w:name="Xeec1072176eaed9dbbaea3a4b6f79a14a1d4991"/>
     <w:p>
       <w:pPr>
         <w:pStyle w:val="Heading2"/>
@@ -2911,8 +2861,8 @@
         </w:pict>
       </w:r>
     </w:p>
-    <w:bookmarkEnd w:id="17"/>
-    <w:bookmarkStart w:id="18" w:name="X974ad3aef4415fa9a37e5249d2fd7b43d98549f"/>
+    <w:bookmarkEnd w:id="14"/>
+    <w:bookmarkStart w:id="15" w:name="X974ad3aef4415fa9a37e5249d2fd7b43d98549f"/>
     <w:p>
       <w:pPr>
         <w:pStyle w:val="Heading2"/>
@@ -6231,8 +6181,8 @@
         </w:pict>
       </w:r>
     </w:p>
-    <w:bookmarkEnd w:id="18"/>
-    <w:bookmarkStart w:id="19" w:name="Xf6bdc4f1c39c90dff25bb55dc8ac7b2a4651dec"/>
+    <w:bookmarkEnd w:id="15"/>
+    <w:bookmarkStart w:id="16" w:name="Xf6bdc4f1c39c90dff25bb55dc8ac7b2a4651dec"/>
     <w:p>
       <w:pPr>
         <w:pStyle w:val="Heading2"/>
@@ -10428,8 +10378,8 @@
         </w:pict>
       </w:r>
     </w:p>
-    <w:bookmarkEnd w:id="19"/>
-    <w:bookmarkStart w:id="20" w:name="Xa24f98071ac08514324edd1798ff4baa236fdff"/>
+    <w:bookmarkEnd w:id="16"/>
+    <w:bookmarkStart w:id="17" w:name="Xa24f98071ac08514324edd1798ff4baa236fdff"/>
     <w:p>
       <w:pPr>
         <w:pStyle w:val="Heading2"/>
@@ -15138,8 +15088,8 @@
         </w:pict>
       </w:r>
     </w:p>
-    <w:bookmarkEnd w:id="20"/>
-    <w:bookmarkStart w:id="21" w:name="X4d361575521314e755b4ebe0583fba04865e7d1"/>
+    <w:bookmarkEnd w:id="17"/>
+    <w:bookmarkStart w:id="18" w:name="X4d361575521314e755b4ebe0583fba04865e7d1"/>
     <w:p>
       <w:pPr>
         <w:pStyle w:val="Heading2"/>
@@ -20887,8 +20837,8 @@
         </w:pict>
       </w:r>
     </w:p>
-    <w:bookmarkEnd w:id="21"/>
-    <w:bookmarkStart w:id="22" w:name="Xb3e8b5fb43879e8297d3d323c0b97ea1f706377"/>
+    <w:bookmarkEnd w:id="18"/>
+    <w:bookmarkStart w:id="19" w:name="Xb3e8b5fb43879e8297d3d323c0b97ea1f706377"/>
     <w:p>
       <w:pPr>
         <w:pStyle w:val="Heading2"/>
@@ -26169,8 +26119,8 @@
         </w:pict>
       </w:r>
     </w:p>
-    <w:bookmarkEnd w:id="22"/>
-    <w:bookmarkStart w:id="23" w:name="task-7-claude-code-session-persistence"/>
+    <w:bookmarkEnd w:id="19"/>
+    <w:bookmarkStart w:id="20" w:name="task-7-claude-code-session-persistence"/>
     <w:p>
       <w:pPr>
         <w:pStyle w:val="Heading2"/>
@@ -28207,8 +28157,8 @@
         </w:pict>
       </w:r>
     </w:p>
-    <w:bookmarkEnd w:id="23"/>
-    <w:bookmarkStart w:id="24" w:name="X0fc56b454910fdc52299f1b0750e8cc1e16fca5"/>
+    <w:bookmarkEnd w:id="20"/>
+    <w:bookmarkStart w:id="21" w:name="X0fc56b454910fdc52299f1b0750e8cc1e16fca5"/>
     <w:p>
       <w:pPr>
         <w:pStyle w:val="Heading2"/>
@@ -29248,8 +29198,8 @@
         </w:pict>
       </w:r>
     </w:p>
-    <w:bookmarkEnd w:id="24"/>
-    <w:bookmarkStart w:id="25" w:name="task-9-add-e17e18e19-to-e2e_bluff_huntsh"/>
+    <w:bookmarkEnd w:id="21"/>
+    <w:bookmarkStart w:id="22" w:name="task-9-add-e17e18e19-to-e2e_bluff_huntsh"/>
     <w:p>
       <w:pPr>
         <w:pStyle w:val="Heading2"/>
@@ -30633,8 +30583,8 @@
         </w:pict>
       </w:r>
     </w:p>
-    <w:bookmarkEnd w:id="25"/>
-    <w:bookmarkStart w:id="26" w:name="Xf7e8553a1bb040f77e2bc5bd70da7c3f8a68c81"/>
+    <w:bookmarkEnd w:id="22"/>
+    <w:bookmarkStart w:id="23" w:name="Xf7e8553a1bb040f77e2bc5bd70da7c3f8a68c81"/>
     <w:p>
       <w:pPr>
         <w:pStyle w:val="Heading2"/>
@@ -32014,8 +31964,8 @@
         </w:pict>
       </w:r>
     </w:p>
-    <w:bookmarkEnd w:id="26"/>
-    <w:bookmarkStart w:id="27" w:name="X8e87912b6d47b71091bcd777cf247f41d8c9741"/>
+    <w:bookmarkEnd w:id="23"/>
+    <w:bookmarkStart w:id="24" w:name="X8e87912b6d47b71091bcd777cf247f41d8c9741"/>
     <w:p>
       <w:pPr>
         <w:pStyle w:val="Heading2"/>
@@ -32397,8 +32347,8 @@
         </w:pict>
       </w:r>
     </w:p>
-    <w:bookmarkEnd w:id="27"/>
-    <w:bookmarkStart w:id="28" w:name="self-review"/>
+    <w:bookmarkEnd w:id="24"/>
+    <w:bookmarkStart w:id="25" w:name="self-review"/>
     <w:p>
       <w:pPr>
         <w:pStyle w:val="Heading2"/>
@@ -33365,8 +33315,8 @@
         </w:pict>
       </w:r>
     </w:p>
-    <w:bookmarkEnd w:id="28"/>
-    <w:bookmarkStart w:id="29" w:name="execution-handoff"/>
+    <w:bookmarkEnd w:id="25"/>
+    <w:bookmarkStart w:id="26" w:name="execution-handoff"/>
     <w:p>
       <w:pPr>
         <w:pStyle w:val="Heading2"/>
@@ -33461,8 +33411,8 @@
         <w:t xml:space="preserve">Which approach?</w:t>
       </w:r>
     </w:p>
-    <w:bookmarkEnd w:id="29"/>
-    <w:bookmarkEnd w:id="30"/>
+    <w:bookmarkEnd w:id="26"/>
+    <w:bookmarkEnd w:id="27"/>
     <w:sectPr>
       <w:footnotePr>
         <w:numRestart w:val="eachSect"/>
